--- a/tsi/Clases_variosenfoques/Banco-Inicia/09_Docx/curso-infra/03-Firewalls-DMZ-y-Segmentacion.docx
+++ b/tsi/Clases_variosenfoques/Banco-Inicia/09_Docx/curso-infra/03-Firewalls-DMZ-y-Segmentacion.docx
@@ -183,7 +183,23 @@
     </w:p>
     <w:p>
       <w:r>
-        <w:t xml:space="preserve">Este archivo te explica desde cero qué es un firewall, qué es una DMZ, qué es la segmentación de red, y cómo todo esto se convierte </w:t>
+        <w:t xml:space="preserve">Este archivo te explica desde cero qué es un firewall, qué es una DMZ, qué es la segmentación de red, y cómo todo </w:t>
+      </w:r>
+      <w:proofErr w:type="spellStart"/>
+      <w:r>
+        <w:t>esto</w:t>
+      </w:r>
+      <w:proofErr w:type="spellEnd"/>
+      <w:r>
+        <w:t xml:space="preserve"> se </w:t>
+      </w:r>
+      <w:proofErr w:type="spellStart"/>
+      <w:r>
+        <w:t>convierte</w:t>
+      </w:r>
+      <w:proofErr w:type="spellEnd"/>
+      <w:r>
+        <w:t xml:space="preserve"> </w:t>
       </w:r>
       <w:proofErr w:type="spellStart"/>
       <w:r>
@@ -461,7 +477,23 @@
           <w:i/>
           <w:color w:val="606060"/>
         </w:rPr>
-        <w:t xml:space="preserve">* el firewall stateless revisa cada carta sin recordar quién escribió antes. El stateful lleva una lista de "conversaciones en curso" y solo deja responder a </w:t>
+        <w:t xml:space="preserve">* el firewall stateless revisa cada carta sin recordar quién escribió antes. El stateful lleva una lista de "conversaciones en curso" y solo </w:t>
+      </w:r>
+      <w:proofErr w:type="spellStart"/>
+      <w:r>
+        <w:rPr>
+          <w:i/>
+          <w:color w:val="606060"/>
+        </w:rPr>
+        <w:t>deja</w:t>
+      </w:r>
+      <w:proofErr w:type="spellEnd"/>
+      <w:r>
+        <w:rPr>
+          <w:i/>
+          <w:color w:val="606060"/>
+        </w:rPr>
+        <w:t xml:space="preserve"> responder a </w:t>
       </w:r>
       <w:proofErr w:type="spellStart"/>
       <w:r>
@@ -2087,7 +2119,7 @@
         <w:rPr>
           <w:color w:val="1F3B63"/>
         </w:rPr>
-        <w:t>6.3 Microsegmentación (mención)</w:t>
+        <w:t xml:space="preserve">6.3 Microsegmentación </w:t>
       </w:r>
     </w:p>
     <w:p>
@@ -2101,7 +2133,39 @@
         <w:t>microsegmentación</w:t>
       </w:r>
       <w:r>
-        <w:t xml:space="preserve"> es llevar esto al extremo: reglas para cada aplicación o incluso cada máquina virtual, en vez de por segmento completo. Es un control avanzado (🟡 mención), que hoy muchos proveedores ofrecen por software. Para el kit, alcanza con saber que existe y que reduce todavía más el radio de un incidente.</w:t>
+        <w:t xml:space="preserve"> es llevar esto al extremo: reglas para cada aplicación o incluso cada máquina virtual, en vez de por segmento completo. Es un control </w:t>
+      </w:r>
+      <w:proofErr w:type="spellStart"/>
+      <w:r>
+        <w:t>avanzado</w:t>
+      </w:r>
+      <w:proofErr w:type="spellEnd"/>
+      <w:r>
+        <w:t xml:space="preserve"> </w:t>
+      </w:r>
+      <w:proofErr w:type="spellStart"/>
+      <w:r>
+        <w:t>que</w:t>
+      </w:r>
+      <w:proofErr w:type="spellEnd"/>
+      <w:r>
+        <w:t xml:space="preserve"> hoy </w:t>
+      </w:r>
+      <w:proofErr w:type="spellStart"/>
+      <w:r>
+        <w:t>muchos</w:t>
+      </w:r>
+      <w:proofErr w:type="spellEnd"/>
+      <w:r>
+        <w:t xml:space="preserve"> </w:t>
+      </w:r>
+      <w:proofErr w:type="spellStart"/>
+      <w:r>
+        <w:t>proveedores</w:t>
+      </w:r>
+      <w:proofErr w:type="spellEnd"/>
+      <w:r>
+        <w:t xml:space="preserve"> ofrecen por software. Para el kit, alcanza con saber que existe y que reduce todavía más el radio de un incidente.</w:t>
       </w:r>
     </w:p>
     <w:p>
@@ -2457,7 +2521,7 @@
         <w:rPr>
           <w:color w:val="1F3B63"/>
         </w:rPr>
-        <w:t>8. Reglas del firewall: cómo se escriben bien</w:t>
+        <w:t xml:space="preserve">8. Reglas del firewall: cómo se escriben </w:t>
       </w:r>
     </w:p>
     <w:p>
